--- a/Zadatak 2/Analiza pretnji i mitigacije.docx
+++ b/Zadatak 2/Analiza pretnji i mitigacije.docx
@@ -69,7 +69,7 @@
           <w:b/>
           <w:bCs/>
         </w:rPr>
-        <w:t>Ugrožena komponenta / Tok:</w:t>
+        <w:t>Tok:</w:t>
       </w:r>
       <w:r>
         <w:t xml:space="preserve"> Granica interneta (Internet </w:t>
@@ -404,7 +404,7 @@
           <w:b/>
           <w:bCs/>
         </w:rPr>
-        <w:t>Ugrožena komponenta / Tok:</w:t>
+        <w:t>Tok:</w:t>
       </w:r>
       <w:r>
         <w:t xml:space="preserve"> Komunikacija između DMZ-a i interne mreže (Web Server -&gt; </w:t>
@@ -697,7 +697,7 @@
           <w:b/>
           <w:bCs/>
         </w:rPr>
-        <w:t>Ugrožena komponenta / Tok:</w:t>
+        <w:t>Tok:</w:t>
       </w:r>
       <w:r>
         <w:t xml:space="preserve"> Akcije koje </w:t>
@@ -866,7 +866,6 @@
         </w:numPr>
       </w:pPr>
       <w:r>
-        <w:lastRenderedPageBreak/>
         <w:t xml:space="preserve">Svaka kritična akcija (odluke </w:t>
       </w:r>
       <w:proofErr w:type="spellStart"/>
@@ -930,6 +929,7 @@
           <w:b/>
           <w:bCs/>
         </w:rPr>
+        <w:lastRenderedPageBreak/>
         <w:t xml:space="preserve">4. I - </w:t>
       </w:r>
       <w:proofErr w:type="spellStart"/>
@@ -977,7 +977,7 @@
           <w:b/>
           <w:bCs/>
         </w:rPr>
-        <w:t>Ugrožena komponenta / Tok:</w:t>
+        <w:t>Tok:</w:t>
       </w:r>
       <w:r>
         <w:t xml:space="preserve"> Konfiguracioni fajlovi (Web </w:t>
@@ -1327,7 +1327,7 @@
           <w:b/>
           <w:bCs/>
         </w:rPr>
-        <w:t>Ugrožena komponenta / Tok:</w:t>
+        <w:t>Tok:</w:t>
       </w:r>
       <w:r>
         <w:t xml:space="preserve"> Komunikacija unutar DMZ-a (Web Server -&gt; </w:t>
@@ -1649,7 +1649,7 @@
           <w:b/>
           <w:bCs/>
         </w:rPr>
-        <w:t>Ugrožena komponenta / Tok:</w:t>
+        <w:t>Tok:</w:t>
       </w:r>
       <w:r>
         <w:t xml:space="preserve"> Asinhroni procesi (</w:t>
@@ -1885,7 +1885,6 @@
         </w:numPr>
       </w:pPr>
       <w:r>
-        <w:lastRenderedPageBreak/>
         <w:t xml:space="preserve">Ograničavanje maksimalne veličine za </w:t>
       </w:r>
       <w:proofErr w:type="spellStart"/>
@@ -3533,6 +3532,7 @@
   <w:style w:type="character" w:default="1" w:styleId="DefaultParagraphFont">
     <w:name w:val="Default Paragraph Font"/>
     <w:uiPriority w:val="1"/>
+    <w:semiHidden/>
     <w:unhideWhenUsed/>
   </w:style>
   <w:style w:type="table" w:default="1" w:styleId="TableNormal">
